--- a/lessons/1-6/downloads/1-6-notes-l3.docx
+++ b/lessons/1-6/downloads/1-6-notes-l3.docx
@@ -1415,47 +1415,6 @@
         <w:t xml:space="preserve">Write About the Math</w:t>
       </w:r>
     </w:p>
-    <w:p>
-      <w:pPr>
-        <w:spacing w:after="100"/>
-      </w:pPr>
-      <w:r>
-        <w:rPr>
-          <w:i/>
-          <w:iCs/>
-          <w:color w:val="5F6F80"/>
-          <w:sz w:val="19"/>
-          <w:szCs w:val="19"/>
-        </w:rPr>
-        <w:t xml:space="preserve">Use the support level you need. Every level answers the same math question.</w:t>
-      </w:r>
-    </w:p>
-    <w:p>
-      <w:pPr>
-        <w:pStyle w:val="Heading2"/>
-        <w:spacing w:after="80" w:before="180"/>
-      </w:pPr>
-      <w:r>
-        <w:rPr>
-          <w:b/>
-          <w:bCs/>
-          <w:color w:val="12355B"/>
-          <w:sz w:val="24"/>
-          <w:szCs w:val="24"/>
-        </w:rPr>
-        <w:t xml:space="preserve">1. Understand the Question</w:t>
-      </w:r>
-      <w:r>
-        <w:rPr>
-          <w:i/>
-          <w:iCs/>
-          <w:color w:val="B97A12"/>
-          <w:sz w:val="19"/>
-          <w:szCs w:val="19"/>
-        </w:rPr>
-        <w:t xml:space="preserve">   explain</w:t>
-      </w:r>
-    </w:p>
     <w:tbl>
       <w:tblPr>
         <w:tblW w:type="pct" w:w="100%"/>
@@ -1494,38 +1453,16 @@
               </w:rPr>
               <w:t xml:space="preserve">What ideas do you recommend that the whole class agrees to so that math class is a community of learners?</w:t>
             </w:r>
-          </w:p>
-          <w:p>
-            <w:pPr>
-              <w:spacing w:after="0"/>
-            </w:pPr>
-            <w:r>
-              <w:rPr>
-                <w:b/>
-                <w:bCs/>
-                <w:color w:val="12355B"/>
-                <w:sz w:val="20"/>
-                <w:szCs w:val="20"/>
-              </w:rPr>
-              <w:t xml:space="preserve">Your job:  </w:t>
-            </w:r>
-            <w:r>
-              <w:rPr>
-                <w:sz w:val="20"/>
-                <w:szCs w:val="20"/>
-              </w:rPr>
-              <w:t xml:space="preserve">Answer the question. Use math evidence. Explain how the evidence proves your answer.</w:t>
-            </w:r>
             <w:r>
               <w:rPr>
                 <w:i/>
                 <w:iCs/>
                 <w:color w:val="5F6F80"/>
-                <w:sz w:val="18"/>
-                <w:szCs w:val="18"/>
+                <w:sz w:val="19"/>
+                <w:szCs w:val="19"/>
               </w:rPr>
               <w:br/>
-              <w:t xml:space="preserve">Responde la pregunta. Usa evidencia matemática. Explica cómo la evidencia demuestra tu respuesta.</w:t>
+              <w:t xml:space="preserve">¿Qué ideas recomiendas que toda la clase acepte para que la clase de matemáticas sea una comunidad de aprendices?</w:t>
             </w:r>
           </w:p>
         </w:tc>
@@ -1533,33 +1470,22 @@
     </w:tbl>
     <w:p>
       <w:pPr>
-        <w:pStyle w:val="Heading2"/>
-        <w:spacing w:after="80" w:before="180"/>
-      </w:pPr>
-      <w:r>
-        <w:rPr>
-          <w:b/>
-          <w:bCs/>
-          <w:color w:val="12355B"/>
-          <w:sz w:val="24"/>
-          <w:szCs w:val="24"/>
-        </w:rPr>
-        <w:t xml:space="preserve">2. Plan Your Math Words</w:t>
-      </w:r>
+        <w:spacing w:after="100"/>
+      </w:pPr>
       <w:r>
         <w:rPr>
           <w:i/>
           <w:iCs/>
-          <w:color w:val="1FA6A2"/>
+          <w:color w:val="5F6F80"/>
           <w:sz w:val="19"/>
           <w:szCs w:val="19"/>
         </w:rPr>
-        <w:t xml:space="preserve">   check at least two</w:t>
-      </w:r>
-    </w:p>
-    <w:p>
-      <w:pPr>
-        <w:spacing w:after="60"/>
+        <w:t xml:space="preserve">Say your answer to a partner first. Then write it, using at least two of these words:</w:t>
+      </w:r>
+    </w:p>
+    <w:p>
+      <w:pPr>
+        <w:spacing w:after="40"/>
       </w:pPr>
       <w:r>
         <w:rPr>
@@ -1579,14 +1505,7 @@
           <w:sz w:val="20"/>
           <w:szCs w:val="20"/>
         </w:rPr>
-        <w:t xml:space="preserve">make sense of a problem — </w:t>
-      </w:r>
-      <w:r>
-        <w:rPr>
-          <w:sz w:val="20"/>
-          <w:szCs w:val="20"/>
-        </w:rPr>
-        <w:t xml:space="preserve">To figure out what a problem is asking — what you know, and what you don't know yet.</w:t>
+        <w:t xml:space="preserve">representation</w:t>
       </w:r>
       <w:r>
         <w:rPr>
@@ -1596,13 +1515,12 @@
           <w:sz w:val="18"/>
           <w:szCs w:val="18"/>
         </w:rPr>
-        <w:br/>
-        <w:t xml:space="preserve">comprender un problema — Descubrir qué pide un problema: qué sabes y qué no sabes todavía.</w:t>
-      </w:r>
-    </w:p>
-    <w:p>
-      <w:pPr>
-        <w:spacing w:after="60"/>
+        <w:t xml:space="preserve">  ·  representación</w:t>
+      </w:r>
+    </w:p>
+    <w:p>
+      <w:pPr>
+        <w:spacing w:after="40"/>
       </w:pPr>
       <w:r>
         <w:rPr>
@@ -1622,14 +1540,7 @@
           <w:sz w:val="20"/>
           <w:szCs w:val="20"/>
         </w:rPr>
-        <w:t xml:space="preserve">representation — </w:t>
-      </w:r>
-      <w:r>
-        <w:rPr>
-          <w:sz w:val="20"/>
-          <w:szCs w:val="20"/>
-        </w:rPr>
-        <w:t xml:space="preserve">A way of showing a problem — a drawing, table, equation, or model — that helps you see it.</w:t>
+        <w:t xml:space="preserve">strategy</w:t>
       </w:r>
       <w:r>
         <w:rPr>
@@ -1639,13 +1550,12 @@
           <w:sz w:val="18"/>
           <w:szCs w:val="18"/>
         </w:rPr>
-        <w:br/>
-        <w:t xml:space="preserve">representación — Una forma de mostrar un problema — un dibujo, una tabla, una ecuación o un modelo — que te ayuda a verlo.</w:t>
-      </w:r>
-    </w:p>
-    <w:p>
-      <w:pPr>
-        <w:spacing w:after="60"/>
+        <w:t xml:space="preserve">  ·  estrategia</w:t>
+      </w:r>
+    </w:p>
+    <w:p>
+      <w:pPr>
+        <w:spacing w:after="40"/>
       </w:pPr>
       <w:r>
         <w:rPr>
@@ -1665,14 +1575,7 @@
           <w:sz w:val="20"/>
           <w:szCs w:val="20"/>
         </w:rPr>
-        <w:t xml:space="preserve">strategy — </w:t>
-      </w:r>
-      <w:r>
-        <w:rPr>
-          <w:sz w:val="20"/>
-          <w:szCs w:val="20"/>
-        </w:rPr>
-        <w:t xml:space="preserve">A plan of attack for a problem — and something you can switch when you get stuck.</w:t>
+        <w:t xml:space="preserve">critique</w:t>
       </w:r>
       <w:r>
         <w:rPr>
@@ -1682,13 +1585,12 @@
           <w:sz w:val="18"/>
           <w:szCs w:val="18"/>
         </w:rPr>
-        <w:br/>
-        <w:t xml:space="preserve">estrategia — Un plan para atacar un problema — y algo que puedes cambiar cuando te atascas.</w:t>
-      </w:r>
-    </w:p>
-    <w:p>
-      <w:pPr>
-        <w:spacing w:after="60"/>
+        <w:t xml:space="preserve">  ·  criticar constructivamente</w:t>
+      </w:r>
+    </w:p>
+    <w:p>
+      <w:pPr>
+        <w:spacing w:after="40"/>
       </w:pPr>
       <w:r>
         <w:rPr>
@@ -1708,14 +1610,7 @@
           <w:sz w:val="20"/>
           <w:szCs w:val="20"/>
         </w:rPr>
-        <w:t xml:space="preserve">critique — </w:t>
-      </w:r>
-      <w:r>
-        <w:rPr>
-          <w:sz w:val="20"/>
-          <w:szCs w:val="20"/>
-        </w:rPr>
-        <w:t xml:space="preserve">To examine an idea and say what is convincing or not — about the idea, never about the person.</w:t>
+        <w:t xml:space="preserve">community agreement</w:t>
       </w:r>
       <w:r>
         <w:rPr>
@@ -1725,152 +1620,7 @@
           <w:sz w:val="18"/>
           <w:szCs w:val="18"/>
         </w:rPr>
-        <w:br/>
-        <w:t xml:space="preserve">criticar constructivamente — Examinar una idea y decir qué es convincente o no — sobre la idea, nunca sobre la persona.</w:t>
-      </w:r>
-    </w:p>
-    <w:p>
-      <w:pPr>
-        <w:spacing w:after="60"/>
-      </w:pPr>
-      <w:r>
-        <w:rPr>
-          <w:b/>
-          <w:bCs/>
-          <w:color w:val="1FA6A2"/>
-          <w:sz w:val="22"/>
-          <w:szCs w:val="22"/>
-        </w:rPr>
-        <w:t xml:space="preserve">☐  </w:t>
-      </w:r>
-      <w:r>
-        <w:rPr>
-          <w:b/>
-          <w:bCs/>
-          <w:color w:val="12355B"/>
-          <w:sz w:val="20"/>
-          <w:szCs w:val="20"/>
-        </w:rPr>
-        <w:t xml:space="preserve">community agreement — </w:t>
-      </w:r>
-      <w:r>
-        <w:rPr>
-          <w:sz w:val="20"/>
-          <w:szCs w:val="20"/>
-        </w:rPr>
-        <w:t xml:space="preserve">A rule the whole class agrees to so that everyone can learn together.</w:t>
-      </w:r>
-      <w:r>
-        <w:rPr>
-          <w:i/>
-          <w:iCs/>
-          <w:color w:val="5F6F80"/>
-          <w:sz w:val="18"/>
-          <w:szCs w:val="18"/>
-        </w:rPr>
-        <w:br/>
-        <w:t xml:space="preserve">acuerdo comunitario — Una norma que toda la clase acepta para que todos puedan aprender juntos.</w:t>
-      </w:r>
-    </w:p>
-    <w:tbl>
-      <w:tblPr>
-        <w:tblW w:type="pct" w:w="100%"/>
-        <w:tblBorders>
-          <w:top w:val="single" w:color="1FA6A2" w:sz="8"/>
-          <w:left w:val="single" w:color="1FA6A2" w:sz="8"/>
-          <w:bottom w:val="single" w:color="1FA6A2" w:sz="8"/>
-          <w:right w:val="single" w:color="1FA6A2" w:sz="8"/>
-          <w:insideH w:val="single" w:color="auto" w:sz="4"/>
-          <w:insideV w:val="single" w:color="auto" w:sz="4"/>
-        </w:tblBorders>
-      </w:tblPr>
-      <w:tblGrid>
-        <w:gridCol w:w="100"/>
-      </w:tblGrid>
-      <w:tr>
-        <w:tc>
-          <w:tcPr>
-            <w:shd w:fill="F7FFFD" w:color="auto" w:val="clear"/>
-            <w:tcMar>
-              <w:top w:type="dxa" w:w="120"/>
-              <w:left w:type="dxa" w:w="180"/>
-              <w:bottom w:type="dxa" w:w="120"/>
-              <w:right w:type="dxa" w:w="180"/>
-            </w:tcMar>
-          </w:tcPr>
-          <w:p>
-            <w:pPr>
-              <w:spacing w:after="50"/>
-            </w:pPr>
-            <w:r>
-              <w:rPr>
-                <w:b/>
-                <w:bCs/>
-                <w:color w:val="1FA6A2"/>
-                <w:sz w:val="20"/>
-                <w:szCs w:val="20"/>
-              </w:rPr>
-              <w:t xml:space="preserve">Say it first:  </w:t>
-            </w:r>
-            <w:r>
-              <w:rPr>
-                <w:sz w:val="20"/>
-                <w:szCs w:val="20"/>
-              </w:rPr>
-              <w:t xml:space="preserve">Say your idea to a partner or quietly to yourself before you write.</w:t>
-            </w:r>
-          </w:p>
-          <w:p>
-            <w:pPr>
-              <w:spacing w:after="60"/>
-            </w:pPr>
-            <w:r>
-              <w:rPr>
-                <w:color w:val="1A2733"/>
-                <w:sz w:val="21"/>
-                <w:szCs w:val="21"/>
-              </w:rPr>
-              <w:t xml:space="preserve">Propose a class agreement for working ___, and another for working alone, based on showing ___ for classmates. State each idea as a clear class ___ that helps everyone learn.</w:t>
-            </w:r>
-            <w:r>
-              <w:rPr>
-                <w:i/>
-                <w:iCs/>
-                <w:color w:val="5F6F80"/>
-                <w:sz w:val="19"/>
-                <w:szCs w:val="19"/>
-              </w:rPr>
-              <w:br/>
-              <w:t xml:space="preserve">Di tu respuesta primero: Mi respuesta es ___ porque ___.</w:t>
-            </w:r>
-          </w:p>
-        </w:tc>
-      </w:tr>
-    </w:tbl>
-    <w:p>
-      <w:pPr>
-        <w:pStyle w:val="Heading2"/>
-        <w:spacing w:after="80" w:before="180"/>
-      </w:pPr>
-      <w:r>
-        <w:rPr>
-          <w:b/>
-          <w:bCs/>
-          <w:color w:val="12355B"/>
-          <w:sz w:val="24"/>
-          <w:szCs w:val="24"/>
-        </w:rPr>
-        <w:t xml:space="preserve">3. Build Your Explanation</w:t>
-      </w:r>
-      <w:r>
-        <w:rPr>
-          <w:i/>
-          <w:iCs/>
-          <w:color w:val="B97A12"/>
-          <w:sz w:val="19"/>
-          <w:szCs w:val="19"/>
-        </w:rPr>
-        <w:t xml:space="preserve">   choose your support</w:t>
+        <w:t xml:space="preserve">  ·  acuerdo comunitario</w:t>
       </w:r>
     </w:p>
     <w:tbl>
@@ -1901,21 +1651,6 @@
           </w:tcPr>
           <w:p>
             <w:pPr>
-              <w:spacing w:after="50"/>
-            </w:pPr>
-            <w:r>
-              <w:rPr>
-                <w:i/>
-                <w:iCs/>
-                <w:color w:val="5F6F80"/>
-                <w:sz w:val="19"/>
-                <w:szCs w:val="19"/>
-              </w:rPr>
-              <w:t xml:space="preserve">This model shows the parts of an explanation. It does not answer your writing question.</w:t>
-            </w:r>
-          </w:p>
-          <w:p>
-            <w:pPr>
               <w:spacing w:after="80"/>
             </w:pPr>
             <w:r>
@@ -1926,58 +1661,14 @@
                 <w:sz w:val="19"/>
                 <w:szCs w:val="19"/>
               </w:rPr>
-              <w:t xml:space="preserve">Claim:  </w:t>
+              <w:t xml:space="preserve">Model:  </w:t>
             </w:r>
             <w:r>
               <w:rPr>
                 <w:sz w:val="19"/>
                 <w:szCs w:val="19"/>
               </w:rPr>
-              <w:t xml:space="preserve">The rack with 8 bikes has 8 × 2 = 16 wheels, and the second rack has 6 times as many wheels as that.</w:t>
-            </w:r>
-          </w:p>
-          <w:p>
-            <w:pPr>
-              <w:spacing w:after="80"/>
-            </w:pPr>
-            <w:r>
-              <w:rPr>
-                <w:b/>
-                <w:bCs/>
-                <w:color w:val="12355B"/>
-                <w:sz w:val="19"/>
-                <w:szCs w:val="19"/>
-              </w:rPr>
-              <w:t xml:space="preserve">Evidence:  </w:t>
-            </w:r>
-            <w:r>
-              <w:rPr>
-                <w:sz w:val="19"/>
-                <w:szCs w:val="19"/>
-              </w:rPr>
-              <w:t xml:space="preserve">A strong answer names a specific first move (like finding 8×2=16 before tackling '6 times as many') rather than jumping to the final answer. A weak answer just states a number with no process described.</w:t>
-            </w:r>
-          </w:p>
-          <w:p>
-            <w:pPr>
-              <w:spacing w:after="80"/>
-            </w:pPr>
-            <w:r>
-              <w:rPr>
-                <w:b/>
-                <w:bCs/>
-                <w:color w:val="12355B"/>
-                <w:sz w:val="19"/>
-                <w:szCs w:val="19"/>
-              </w:rPr>
-              <w:t xml:space="preserve">Reasoning:  </w:t>
-            </w:r>
-            <w:r>
-              <w:rPr>
-                <w:sz w:val="19"/>
-                <w:szCs w:val="19"/>
-              </w:rPr>
-              <w:t xml:space="preserve">This evidence connects the definition of make sense of a problem to the mathematical claim.</w:t>
+              <w:t xml:space="preserve">The rack with 8 bikes has 8 × 2 = 16 wheels, and the second rack has 6 times as many wheels as that. — A strong answer names a specific first move (like finding 8×2=16 before tackling '6 times as many') rather than jumping to the final answer. A weak answer just states a number with no process described.</w:t>
             </w:r>
           </w:p>
         </w:tc>
@@ -2056,7 +1747,7 @@
           <w:sz w:val="21"/>
           <w:szCs w:val="21"/>
         </w:rPr>
-        <w:t xml:space="preserve">My answer is ___.</w:t>
+        <w:t xml:space="preserve">My answer is ___ because ___.</w:t>
       </w:r>
       <w:r>
         <w:rPr>
@@ -2067,7 +1758,7 @@
           <w:szCs w:val="19"/>
         </w:rPr>
         <w:br/>
-        <w:t xml:space="preserve">Mi respuesta es ___.</w:t>
+        <w:t xml:space="preserve">Mi respuesta es ___ porque ___.</w:t>
       </w:r>
     </w:p>
     <w:tbl>
@@ -2207,7 +1898,7 @@
           <w:sz w:val="21"/>
           <w:szCs w:val="21"/>
         </w:rPr>
-        <w:t xml:space="preserve">I know because ___.</w:t>
+        <w:t xml:space="preserve">My evidence is ___, so ___.</w:t>
       </w:r>
       <w:r>
         <w:rPr>
@@ -2218,31 +1909,7 @@
           <w:szCs w:val="19"/>
         </w:rPr>
         <w:br/>
-        <w:t xml:space="preserve">Lo sé porque ___.</w:t>
-      </w:r>
-    </w:p>
-    <w:p>
-      <w:pPr>
-        <w:spacing w:after="60"/>
-      </w:pPr>
-      <w:r>
-        <w:rPr>
-          <w:color w:val="1A2733"/>
-          <w:sz w:val="21"/>
-          <w:szCs w:val="21"/>
-        </w:rPr>
-        <w:t xml:space="preserve">So ___.</w:t>
-      </w:r>
-      <w:r>
-        <w:rPr>
-          <w:i/>
-          <w:iCs/>
-          <w:color w:val="5F6F80"/>
-          <w:sz w:val="19"/>
-          <w:szCs w:val="19"/>
-        </w:rPr>
-        <w:br/>
-        <w:t xml:space="preserve">Entonces ___.</w:t>
+        <w:t xml:space="preserve">Mi evidencia es ___, entonces ___.</w:t>
       </w:r>
     </w:p>
     <w:tbl>
@@ -2348,78 +2015,6 @@
         <w:t xml:space="preserve">Escribe una afirmación, da evidencia matemática y explica tu razonamiento.</w:t>
       </w:r>
     </w:p>
-    <w:p>
-      <w:pPr>
-        <w:spacing w:after="60"/>
-      </w:pPr>
-      <w:r>
-        <w:rPr>
-          <w:color w:val="1A2733"/>
-          <w:sz w:val="21"/>
-          <w:szCs w:val="21"/>
-        </w:rPr>
-        <w:t xml:space="preserve">My claim is ___.</w:t>
-      </w:r>
-      <w:r>
-        <w:rPr>
-          <w:i/>
-          <w:iCs/>
-          <w:color w:val="5F6F80"/>
-          <w:sz w:val="19"/>
-          <w:szCs w:val="19"/>
-        </w:rPr>
-        <w:br/>
-        <w:t xml:space="preserve">Mi afirmación es ___.</w:t>
-      </w:r>
-    </w:p>
-    <w:p>
-      <w:pPr>
-        <w:spacing w:after="60"/>
-      </w:pPr>
-      <w:r>
-        <w:rPr>
-          <w:color w:val="1A2733"/>
-          <w:sz w:val="21"/>
-          <w:szCs w:val="21"/>
-        </w:rPr>
-        <w:t xml:space="preserve">My math evidence is ___.</w:t>
-      </w:r>
-      <w:r>
-        <w:rPr>
-          <w:i/>
-          <w:iCs/>
-          <w:color w:val="5F6F80"/>
-          <w:sz w:val="19"/>
-          <w:szCs w:val="19"/>
-        </w:rPr>
-        <w:br/>
-        <w:t xml:space="preserve">Mi evidencia matemática es ___.</w:t>
-      </w:r>
-    </w:p>
-    <w:p>
-      <w:pPr>
-        <w:spacing w:after="60"/>
-      </w:pPr>
-      <w:r>
-        <w:rPr>
-          <w:color w:val="1A2733"/>
-          <w:sz w:val="21"/>
-          <w:szCs w:val="21"/>
-        </w:rPr>
-        <w:t xml:space="preserve">This proves ___ because ___.</w:t>
-      </w:r>
-      <w:r>
-        <w:rPr>
-          <w:i/>
-          <w:iCs/>
-          <w:color w:val="5F6F80"/>
-          <w:sz w:val="19"/>
-          <w:szCs w:val="19"/>
-        </w:rPr>
-        <w:br/>
-        <w:t xml:space="preserve">Esto demuestra ___ porque ___.</w:t>
-      </w:r>
-    </w:p>
     <w:tbl>
       <w:tblPr>
         <w:tblW w:type="pct" w:w="100%"/>
@@ -2502,7 +2097,7 @@
           <w:sz w:val="24"/>
           <w:szCs w:val="24"/>
         </w:rPr>
-        <w:t xml:space="preserve">4. Check Your Explanation</w:t>
+        <w:t xml:space="preserve">Check Your Explanation</w:t>
       </w:r>
       <w:r>
         <w:rPr>
@@ -2512,7 +2107,7 @@
           <w:sz w:val="19"/>
           <w:szCs w:val="19"/>
         </w:rPr>
-        <w:t xml:space="preserve">   five quick checks</w:t>
+        <w:t xml:space="preserve">   three quick checks</w:t>
       </w:r>
     </w:p>
     <w:p>
@@ -2536,17 +2131,6 @@
         </w:rPr>
         <w:t xml:space="preserve">I answered the question.</w:t>
       </w:r>
-      <w:r>
-        <w:rPr>
-          <w:i/>
-          <w:iCs/>
-          <w:color w:val="5F6F80"/>
-          <w:sz w:val="18"/>
-          <w:szCs w:val="18"/>
-        </w:rPr>
-        <w:br/>
-        <w:t xml:space="preserve">Respondí la pregunta.</w:t>
-      </w:r>
     </w:p>
     <w:p>
       <w:pPr>
@@ -2567,18 +2151,7 @@
           <w:sz w:val="20"/>
           <w:szCs w:val="20"/>
         </w:rPr>
-        <w:t xml:space="preserve">I used math evidence: numbers, an equation, a model, or a comparison.</w:t>
-      </w:r>
-      <w:r>
-        <w:rPr>
-          <w:i/>
-          <w:iCs/>
-          <w:color w:val="5F6F80"/>
-          <w:sz w:val="18"/>
-          <w:szCs w:val="18"/>
-        </w:rPr>
-        <w:br/>
-        <w:t xml:space="preserve">Usé evidencia matemática: números, una ecuación, un modelo o una comparación.</w:t>
+        <w:t xml:space="preserve">I used math evidence: numbers, an equation, or a model.</w:t>
       </w:r>
     </w:p>
     <w:p>
@@ -2600,84 +2173,7 @@
           <w:sz w:val="20"/>
           <w:szCs w:val="20"/>
         </w:rPr>
-        <w:t xml:space="preserve">I explained how the evidence proves my answer.</w:t>
-      </w:r>
-      <w:r>
-        <w:rPr>
-          <w:i/>
-          <w:iCs/>
-          <w:color w:val="5F6F80"/>
-          <w:sz w:val="18"/>
-          <w:szCs w:val="18"/>
-        </w:rPr>
-        <w:br/>
-        <w:t xml:space="preserve">Expliqué cómo la evidencia demuestra mi respuesta.</w:t>
-      </w:r>
-    </w:p>
-    <w:p>
-      <w:pPr>
-        <w:spacing w:after="80"/>
-      </w:pPr>
-      <w:r>
-        <w:rPr>
-          <w:b/>
-          <w:bCs/>
-          <w:color w:val="1FA6A2"/>
-          <w:sz w:val="22"/>
-          <w:szCs w:val="22"/>
-        </w:rPr>
-        <w:t xml:space="preserve">☐  </w:t>
-      </w:r>
-      <w:r>
-        <w:rPr>
-          <w:sz w:val="20"/>
-          <w:szCs w:val="20"/>
-        </w:rPr>
         <w:t xml:space="preserve">I used at least two math words.</w:t>
-      </w:r>
-      <w:r>
-        <w:rPr>
-          <w:i/>
-          <w:iCs/>
-          <w:color w:val="5F6F80"/>
-          <w:sz w:val="18"/>
-          <w:szCs w:val="18"/>
-        </w:rPr>
-        <w:br/>
-        <w:t xml:space="preserve">Usé por lo menos dos palabras matemáticas.</w:t>
-      </w:r>
-    </w:p>
-    <w:p>
-      <w:pPr>
-        <w:spacing w:after="80"/>
-      </w:pPr>
-      <w:r>
-        <w:rPr>
-          <w:b/>
-          <w:bCs/>
-          <w:color w:val="1FA6A2"/>
-          <w:sz w:val="22"/>
-          <w:szCs w:val="22"/>
-        </w:rPr>
-        <w:t xml:space="preserve">☐  </w:t>
-      </w:r>
-      <w:r>
-        <w:rPr>
-          <w:sz w:val="20"/>
-          <w:szCs w:val="20"/>
-        </w:rPr>
-        <w:t xml:space="preserve">I reread complete sentences and punctuation.</w:t>
-      </w:r>
-      <w:r>
-        <w:rPr>
-          <w:i/>
-          <w:iCs/>
-          <w:color w:val="5F6F80"/>
-          <w:sz w:val="18"/>
-          <w:szCs w:val="18"/>
-        </w:rPr>
-        <w:br/>
-        <w:t xml:space="preserve">Volví a leer mis oraciones completas y la puntuación.</w:t>
       </w:r>
     </w:p>
     <w:p>
